--- a/tillsyn/A 14321-2026 tillsynsbegäran.docx
+++ b/tillsyn/A 14321-2026 tillsynsbegäran.docx
@@ -238,7 +238,7 @@
     <w:r>
       <w:tab/>
       <w:tab/>
-      <w:t>2026-04-14</w:t>
+      <w:t>2026-04-15</w:t>
       <w:br/>
       <w:br/>
     </w:r>

--- a/tillsyn/A 14321-2026 tillsynsbegäran.docx
+++ b/tillsyn/A 14321-2026 tillsynsbegäran.docx
@@ -238,7 +238,7 @@
     <w:r>
       <w:tab/>
       <w:tab/>
-      <w:t>2026-04-15</w:t>
+      <w:t>2026-04-16</w:t>
       <w:br/>
       <w:br/>
     </w:r>

--- a/tillsyn/A 14321-2026 tillsynsbegäran.docx
+++ b/tillsyn/A 14321-2026 tillsynsbegäran.docx
@@ -238,7 +238,7 @@
     <w:r>
       <w:tab/>
       <w:tab/>
-      <w:t>2026-04-16</w:t>
+      <w:t>2026-04-17</w:t>
       <w:br/>
       <w:br/>
     </w:r>

--- a/tillsyn/A 14321-2026 tillsynsbegäran.docx
+++ b/tillsyn/A 14321-2026 tillsynsbegäran.docx
@@ -238,7 +238,7 @@
     <w:r>
       <w:tab/>
       <w:tab/>
-      <w:t>2026-04-17</w:t>
+      <w:t>2026-04-18</w:t>
       <w:br/>
       <w:br/>
     </w:r>

--- a/tillsyn/A 14321-2026 tillsynsbegäran.docx
+++ b/tillsyn/A 14321-2026 tillsynsbegäran.docx
@@ -238,7 +238,7 @@
     <w:r>
       <w:tab/>
       <w:tab/>
-      <w:t>2026-04-18</w:t>
+      <w:t>2026-04-19</w:t>
       <w:br/>
       <w:br/>
     </w:r>

--- a/tillsyn/A 14321-2026 tillsynsbegäran.docx
+++ b/tillsyn/A 14321-2026 tillsynsbegäran.docx
@@ -238,7 +238,7 @@
     <w:r>
       <w:tab/>
       <w:tab/>
-      <w:t>2026-04-19</w:t>
+      <w:t>2026-04-20</w:t>
       <w:br/>
       <w:br/>
     </w:r>

--- a/tillsyn/A 14321-2026 tillsynsbegäran.docx
+++ b/tillsyn/A 14321-2026 tillsynsbegäran.docx
@@ -238,7 +238,7 @@
     <w:r>
       <w:tab/>
       <w:tab/>
-      <w:t>2026-04-20</w:t>
+      <w:t>2026-04-21</w:t>
       <w:br/>
       <w:br/>
     </w:r>

--- a/tillsyn/A 14321-2026 tillsynsbegäran.docx
+++ b/tillsyn/A 14321-2026 tillsynsbegäran.docx
@@ -238,7 +238,7 @@
     <w:r>
       <w:tab/>
       <w:tab/>
-      <w:t>2026-04-21</w:t>
+      <w:t>2026-04-22</w:t>
       <w:br/>
       <w:br/>
     </w:r>

--- a/tillsyn/A 14321-2026 tillsynsbegäran.docx
+++ b/tillsyn/A 14321-2026 tillsynsbegäran.docx
@@ -238,7 +238,7 @@
     <w:r>
       <w:tab/>
       <w:tab/>
-      <w:t>2026-04-22</w:t>
+      <w:t>2026-04-23</w:t>
       <w:br/>
       <w:br/>
     </w:r>

--- a/tillsyn/A 14321-2026 tillsynsbegäran.docx
+++ b/tillsyn/A 14321-2026 tillsynsbegäran.docx
@@ -238,7 +238,7 @@
     <w:r>
       <w:tab/>
       <w:tab/>
-      <w:t>2026-04-23</w:t>
+      <w:t>2026-04-24</w:t>
       <w:br/>
       <w:br/>
     </w:r>

--- a/tillsyn/A 14321-2026 tillsynsbegäran.docx
+++ b/tillsyn/A 14321-2026 tillsynsbegäran.docx
@@ -238,7 +238,7 @@
     <w:r>
       <w:tab/>
       <w:tab/>
-      <w:t>2026-04-24</w:t>
+      <w:t>2026-04-25</w:t>
       <w:br/>
       <w:br/>
     </w:r>

--- a/tillsyn/A 14321-2026 tillsynsbegäran.docx
+++ b/tillsyn/A 14321-2026 tillsynsbegäran.docx
@@ -238,7 +238,7 @@
     <w:r>
       <w:tab/>
       <w:tab/>
-      <w:t>2026-04-25</w:t>
+      <w:t>2026-04-26</w:t>
       <w:br/>
       <w:br/>
     </w:r>

--- a/tillsyn/A 14321-2026 tillsynsbegäran.docx
+++ b/tillsyn/A 14321-2026 tillsynsbegäran.docx
@@ -238,7 +238,7 @@
     <w:r>
       <w:tab/>
       <w:tab/>
-      <w:t>2026-04-26</w:t>
+      <w:t>2026-04-27</w:t>
       <w:br/>
       <w:br/>
     </w:r>

--- a/tillsyn/A 14321-2026 tillsynsbegäran.docx
+++ b/tillsyn/A 14321-2026 tillsynsbegäran.docx
@@ -238,7 +238,7 @@
     <w:r>
       <w:tab/>
       <w:tab/>
-      <w:t>2026-04-27</w:t>
+      <w:t>2026-04-28</w:t>
       <w:br/>
       <w:br/>
     </w:r>

--- a/tillsyn/A 14321-2026 tillsynsbegäran.docx
+++ b/tillsyn/A 14321-2026 tillsynsbegäran.docx
@@ -238,7 +238,7 @@
     <w:r>
       <w:tab/>
       <w:tab/>
-      <w:t>2026-04-28</w:t>
+      <w:t>2026-04-29</w:t>
       <w:br/>
       <w:br/>
     </w:r>

--- a/tillsyn/A 14321-2026 tillsynsbegäran.docx
+++ b/tillsyn/A 14321-2026 tillsynsbegäran.docx
@@ -238,7 +238,7 @@
     <w:r>
       <w:tab/>
       <w:tab/>
-      <w:t>2026-04-29</w:t>
+      <w:t>2026-04-30</w:t>
       <w:br/>
       <w:br/>
     </w:r>

--- a/tillsyn/A 14321-2026 tillsynsbegäran.docx
+++ b/tillsyn/A 14321-2026 tillsynsbegäran.docx
@@ -238,7 +238,7 @@
     <w:r>
       <w:tab/>
       <w:tab/>
-      <w:t>2026-05-16</w:t>
+      <w:t>2026-05-17</w:t>
       <w:br/>
       <w:br/>
     </w:r>

--- a/tillsyn/A 14321-2026 tillsynsbegäran.docx
+++ b/tillsyn/A 14321-2026 tillsynsbegäran.docx
@@ -238,7 +238,7 @@
     <w:r>
       <w:tab/>
       <w:tab/>
-      <w:t>2026-05-17</w:t>
+      <w:t>2026-05-18</w:t>
       <w:br/>
       <w:br/>
     </w:r>

--- a/tillsyn/A 14321-2026 tillsynsbegäran.docx
+++ b/tillsyn/A 14321-2026 tillsynsbegäran.docx
@@ -238,7 +238,7 @@
     <w:r>
       <w:tab/>
       <w:tab/>
-      <w:t>2026-05-18</w:t>
+      <w:t>2026-05-19</w:t>
       <w:br/>
       <w:br/>
     </w:r>

--- a/tillsyn/A 14321-2026 tillsynsbegäran.docx
+++ b/tillsyn/A 14321-2026 tillsynsbegäran.docx
@@ -238,7 +238,7 @@
     <w:r>
       <w:tab/>
       <w:tab/>
-      <w:t>2026-05-19</w:t>
+      <w:t>2026-05-20</w:t>
       <w:br/>
       <w:br/>
     </w:r>

--- a/tillsyn/A 14321-2026 tillsynsbegäran.docx
+++ b/tillsyn/A 14321-2026 tillsynsbegäran.docx
@@ -238,7 +238,7 @@
     <w:r>
       <w:tab/>
       <w:tab/>
-      <w:t>2026-05-20</w:t>
+      <w:t>2026-05-21</w:t>
       <w:br/>
       <w:br/>
     </w:r>

--- a/tillsyn/A 14321-2026 tillsynsbegäran.docx
+++ b/tillsyn/A 14321-2026 tillsynsbegäran.docx
@@ -238,7 +238,7 @@
     <w:r>
       <w:tab/>
       <w:tab/>
-      <w:t>2026-05-21</w:t>
+      <w:t>2026-05-22</w:t>
       <w:br/>
       <w:br/>
     </w:r>

--- a/tillsyn/A 14321-2026 tillsynsbegäran.docx
+++ b/tillsyn/A 14321-2026 tillsynsbegäran.docx
@@ -238,7 +238,7 @@
     <w:r>
       <w:tab/>
       <w:tab/>
-      <w:t>2026-05-22</w:t>
+      <w:t>2026-05-23</w:t>
       <w:br/>
       <w:br/>
     </w:r>

--- a/tillsyn/A 14321-2026 tillsynsbegäran.docx
+++ b/tillsyn/A 14321-2026 tillsynsbegäran.docx
@@ -238,7 +238,7 @@
     <w:r>
       <w:tab/>
       <w:tab/>
-      <w:t>2026-05-23</w:t>
+      <w:t>2026-05-24</w:t>
       <w:br/>
       <w:br/>
     </w:r>

--- a/tillsyn/A 14321-2026 tillsynsbegäran.docx
+++ b/tillsyn/A 14321-2026 tillsynsbegäran.docx
@@ -238,7 +238,7 @@
     <w:r>
       <w:tab/>
       <w:tab/>
-      <w:t>2026-05-24</w:t>
+      <w:t>2026-05-25</w:t>
       <w:br/>
       <w:br/>
     </w:r>

--- a/tillsyn/A 14321-2026 tillsynsbegäran.docx
+++ b/tillsyn/A 14321-2026 tillsynsbegäran.docx
@@ -238,7 +238,7 @@
     <w:r>
       <w:tab/>
       <w:tab/>
-      <w:t>2026-05-25</w:t>
+      <w:t>2026-05-26</w:t>
       <w:br/>
       <w:br/>
     </w:r>

--- a/tillsyn/A 14321-2026 tillsynsbegäran.docx
+++ b/tillsyn/A 14321-2026 tillsynsbegäran.docx
@@ -238,7 +238,7 @@
     <w:r>
       <w:tab/>
       <w:tab/>
-      <w:t>2026-05-26</w:t>
+      <w:t>2026-05-27</w:t>
       <w:br/>
       <w:br/>
     </w:r>

--- a/tillsyn/A 14321-2026 tillsynsbegäran.docx
+++ b/tillsyn/A 14321-2026 tillsynsbegäran.docx
@@ -238,7 +238,7 @@
     <w:r>
       <w:tab/>
       <w:tab/>
-      <w:t>2026-05-27</w:t>
+      <w:t>2026-05-28</w:t>
       <w:br/>
       <w:br/>
     </w:r>

--- a/tillsyn/A 14321-2026 tillsynsbegäran.docx
+++ b/tillsyn/A 14321-2026 tillsynsbegäran.docx
@@ -238,7 +238,7 @@
     <w:r>
       <w:tab/>
       <w:tab/>
-      <w:t>2026-05-28</w:t>
+      <w:t>2026-05-29</w:t>
       <w:br/>
       <w:br/>
     </w:r>

--- a/tillsyn/A 14321-2026 tillsynsbegäran.docx
+++ b/tillsyn/A 14321-2026 tillsynsbegäran.docx
@@ -238,7 +238,7 @@
     <w:r>
       <w:tab/>
       <w:tab/>
-      <w:t>2026-05-29</w:t>
+      <w:t>2026-05-30</w:t>
       <w:br/>
       <w:br/>
     </w:r>

--- a/tillsyn/A 14321-2026 tillsynsbegäran.docx
+++ b/tillsyn/A 14321-2026 tillsynsbegäran.docx
@@ -238,7 +238,7 @@
     <w:r>
       <w:tab/>
       <w:tab/>
-      <w:t>2026-05-30</w:t>
+      <w:t>2026-05-31</w:t>
       <w:br/>
       <w:br/>
     </w:r>

--- a/tillsyn/A 14321-2026 tillsynsbegäran.docx
+++ b/tillsyn/A 14321-2026 tillsynsbegäran.docx
@@ -238,7 +238,7 @@
     <w:r>
       <w:tab/>
       <w:tab/>
-      <w:t>2026-05-31</w:t>
+      <w:t>2026-06-01</w:t>
       <w:br/>
       <w:br/>
     </w:r>
